--- a/DOC/論文撰寫/鋰電池SOC估測方法之比較與嵌入式實作_20260715.docx
+++ b/DOC/論文撰寫/鋰電池SOC估測方法之比較與嵌入式實作_20260715.docx
@@ -2373,7 +2373,7 @@
           <w:i w:val="0"/>
           <w:sz w:val="24"/>
         </w:rPr>
-        <w:t>針對 SOC 估測，學界與業界已提出眾多方法 [10], [11]，大致可分為兩類：其一為直接計量法，包括以電流積分推估電量變化的庫倫計數法（Coulomb Counting）[2]，以及利用開路電壓與 SOC 對應關係的開路電壓查表法（OCV Look-up）；其二為模型基礎法，以等效電路模型搭配卡爾曼濾波器族（KF / EKF / UKF）為代表，並可進一步衍生出如動態阻抗法等以電氣特性變化量推估 SOC 的技巧 [1]。各類方法在精度、強健性、運算成本與校正資料需求上各有取捨，並無單一方法能在所有面向同時勝出。</w:t>
+        <w:t>針對 SOC 估測，學界與業界已提出眾多方法 [7], [8]，大致可分為兩類：其一為直接計量法，包括以電流積分推估電量變化的庫倫計數法（Coulomb Counting）[2]，以及利用開路電壓與 SOC 對應關係的開路電壓查表法（OCV Look-up）；其二為模型基礎法，以等效電路模型搭配卡爾曼濾波器族（KF / EKF / UKF）為代表，並可進一步衍生出如動態阻抗法等以電氣特性變化量推估 SOC 的技巧 [1]。各類方法在精度、強健性、運算成本與校正資料需求上各有取捨，並無單一方法能在所有面向同時勝出。</w:t>
       </w:r>
     </w:p>
     <w:p>
@@ -2586,7 +2586,7 @@
           <w:i w:val="0"/>
           <w:sz w:val="24"/>
         </w:rPr>
-        <w:t>在研究範圍與限制方面，為使比較聚焦且結論明確，本研究作以下界定：僅針對單一顆客製化 NMC 鋰離子電池（標稱 2000 mAh）進行實驗，不涵蓋 LFP 等其他化學體系；所有實驗於室溫環境進行，暫不納入溫度補償，溫度效應列為已知限制；研究主體聚焦 SOC 估測，SOH 估測列為未來工作。上述限制不影響本文對「嵌入式資源-精度權衡」此一核心問題的回答，相關延伸方向將於第六章討論。</w:t>
+        <w:t>在研究範圍與限制方面，為使比較聚焦且結論明確，本研究作以下界定：僅針對單一顆客製化 NMC 鋰離子電池（標稱 2000 mAh）進行實驗，不涵蓋 LFP 等其他化學體系；所有實驗於室溫環境進行，暫不納入溫度補償，溫度效應列為已知限制 [5]；研究主體聚焦 SOC 估測，SOH 估測列為未來工作。上述限制不影響本文對「嵌入式資源-精度權衡」此一核心問題的回答，相關延伸方向將於第六章討論。</w:t>
       </w:r>
     </w:p>
     <w:p>
@@ -3074,7 +3074,7 @@
           <w:i w:val="0"/>
           <w:sz w:val="24"/>
         </w:rPr>
-        <w:t>正是上述組成使 SOC 估測在動態工況下格外困難：在有負載電流時，端電壓被歐姆壓降與極化過電位「污染」，與真實 OCV 之間存在隨電流大小、方向、溫度與老化程度而變的偏差；相同的端電壓在不同負載條件下可能對應到截然不同的真實 SOC。此外，鋰離子電池（尤其是 LFP 體系）的 OCV–SOC 曲線在部分區段呈現遲滯（hysteresis）與電壓平台，使得「以端電壓反推 SOC」這一最直觀的想法在工程上無法單獨成立 [1], [14]。因此，多數實用的 SOC 估測方法都需要藉助一個能描述「電流如何影響端電壓動態」的電池模型，將量測到的端電壓「還原」成可用以推估 SOC 的資訊，這即是等效電路模型（Equivalent Circuit Model, ECM）的角色。本章後續討論的三種等效電路模型，其電路結構如圖 2-1 所示。</w:t>
+        <w:t>正是上述組成使 SOC 估測在動態工況下格外困難：在有負載電流時，端電壓被歐姆壓降與極化過電位「污染」，與真實 OCV 之間存在隨電流大小、方向、溫度與老化程度而變的偏差；相同的端電壓在不同負載條件下可能對應到截然不同的真實 SOC。此外，鋰離子電池（尤其是 LFP 體系）的 OCV–SOC 曲線在部分區段呈現遲滯（hysteresis）與電壓平台，使得「以端電壓反推 SOC」這一最直觀的想法在工程上無法單獨成立 [1], [13]。因此，多數實用的 SOC 估測方法都需要藉助一個能描述「電流如何影響端電壓動態」的電池模型，將量測到的端電壓「還原」成可用以推估 SOC 的資訊，這即是等效電路模型（Equivalent Circuit Model, ECM）的角色。本章後續討論的三種等效電路模型，其電路結構如圖 2-1 所示。</w:t>
       </w:r>
     </w:p>
     <w:p>
@@ -3301,7 +3301,7 @@
           <w:i w:val="0"/>
           <w:sz w:val="24"/>
         </w:rPr>
-        <w:t>此模型僅捕捉歐姆壓降，完全忽略極化的暫態行為。其優點是參數少、運算量極低，適合算力極度受限或僅需粗略估測的場合；缺點是在電流劇烈變化或高 C-rate 工況下誤差顯著，因為它無法表達電壓在電流階躍後的緩慢鬆弛。內阻模型常作為更高階模型的退化特例，或作為理論分析的起點 [4]。</w:t>
+        <w:t>此模型僅捕捉歐姆壓降，完全忽略極化的暫態行為。其優點是參數少、運算量極低，適合算力極度受限或僅需粗略估測的場合；缺點是在電流劇烈變化或高 C-rate 工況下誤差顯著，因為它無法表達電壓在電流階躍後的緩慢鬆弛。內阻模型常作為更高階模型的退化特例，或作為理論分析的起點 [9]。</w:t>
       </w:r>
     </w:p>
     <w:p>
@@ -3611,7 +3611,7 @@
           <w:i w:val="0"/>
           <w:sz w:val="24"/>
         </w:rPr>
-        <w:t xml:space="preserve">一階 RC 模型在精度與複雜度之間取得了良好折衷，能合理重現電流階躍後的電壓回彈，是嵌入式 SOC 估測（尤其搭配卡爾曼濾波器）最常採用的模型結構之一 [4]。其狀態通常取為 </w:t>
+        <w:t xml:space="preserve">一階 RC 模型在精度與複雜度之間取得了良好折衷，能合理重現電流階躍後的電壓回彈，是嵌入式 SOC 估測（尤其搭配卡爾曼濾波器）最常採用的模型結構之一 [9]。其狀態通常取為 </w:t>
       </w:r>
       <w:r>
         <w:rPr>
@@ -3735,7 +3735,7 @@
           <w:i w:val="0"/>
           <w:sz w:val="24"/>
         </w:rPr>
-        <w:t xml:space="preserve"> 描述濃度擴散的緩慢極化。二階 RC 模型在寬電流範圍與全 SOC 區段的端電壓擬合精度優於一階模型，代價是多出兩個待辨識參數與一個狀態變數，運算與參數辨識成本相應提高，在算力受限的 MCU 上需審慎評估其效益是否值得 [4], [12]。</w:t>
+        <w:t xml:space="preserve"> 描述濃度擴散的緩慢極化。二階 RC 模型在寬電流範圍與全 SOC 區段的端電壓擬合精度優於一階模型，代價是多出兩個待辨識參數與一個狀態變數，運算與參數辨識成本相應提高，在算力受限的 MCU 上需審慎評估其效益是否值得 [9], [11]。</w:t>
       </w:r>
     </w:p>
     <w:p>
@@ -4563,7 +4563,7 @@
           <w:i w:val="0"/>
           <w:sz w:val="24"/>
         </w:rPr>
-        <w:t>然而庫倫計數法存在三項根本弱點，使其無法單獨長期可靠運行 [2], [9]：</w:t>
+        <w:t>然而庫倫計數法存在三項根本弱點，使其無法單獨長期可靠運行 [2], [8]：</w:t>
       </w:r>
     </w:p>
     <w:p>
@@ -4996,7 +4996,7 @@
           <w:i w:val="0"/>
           <w:sz w:val="24"/>
         </w:rPr>
-        <w:t>卡爾曼濾波器（Kalman Filter, KF）是模型基礎 SOC 估測的代表，其核心思想是將 SOC 視為動態系統的隱藏狀態，透過「模型預測」與「量測更新」兩階段遞迴，在過程雜訊與量測雜訊並存下對狀態做最小均方誤差估測 [6]。將等效電路模型寫成離散狀態空間：</w:t>
+        <w:t>卡爾曼濾波器（Kalman Filter, KF）是模型基礎 SOC 估測的代表，其核心思想是將 SOC 視為動態系統的隱藏狀態，透過「模型預測」與「量測更新」兩階段遞迴，在過程雜訊與量測雜訊並存下對狀態做最小均方誤差估測 [7]。將等效電路模型寫成離散狀態空間：</w:t>
       </w:r>
     </w:p>
     <w:p>
@@ -5312,7 +5312,7 @@
           <w:i w:val="0"/>
           <w:sz w:val="24"/>
         </w:rPr>
-        <w:t>：以無跡轉換（unscented transform）取一組 sigma 點傳遞分佈，避免顯式求雅可比，於強非線性下精度通常優於 EKF，但運算量較高 [3], [7], [8]。</w:t>
+        <w:t>：以無跡轉換（unscented transform）取一組 sigma 點傳遞分佈，避免顯式求雅可比，於強非線性下精度通常優於 EKF，但運算量較高 [7], [10]。</w:t>
       </w:r>
     </w:p>
     <w:p>
@@ -5809,7 +5809,7 @@
           <w:i w:val="0"/>
           <w:sz w:val="24"/>
         </w:rPr>
-        <w:t>的混合策略：以庫倫計數提供良好的瞬時動態，並在電池進入靜置（電流趨近零）時以 OCV 查表修正其累積漂移，部分產品再輔以簡化的電壓-電流模型補償極化 [3]。</w:t>
+        <w:t>的混合策略：以庫倫計數提供良好的瞬時動態，並在電池進入靜置（電流趨近零）時以 OCV 查表修正其累積漂移，部分產品再輔以簡化的電壓-電流模型補償極化 [12]。</w:t>
       </w:r>
     </w:p>
     <w:p>
@@ -9609,7 +9609,7 @@
           <w:i w:val="0"/>
           <w:sz w:val="24"/>
         </w:rPr>
-        <w:t xml:space="preserve">：放電步在 CC 基礎上週期性注入電流擾動，直接服務第四章的動態阻抗法 [1]。每 60 s 由基礎倍率短暫步降到 0.2C、dwell 1 s 後步回，取步降前後兩個穩態樣本計算 </w:t>
+        <w:t xml:space="preserve">：放電步在 CC 基礎上週期性注入電流擾動，直接服務第四章的動態阻抗法 [1], [4]。每 60 s 由基礎倍率短暫步降到 0.2C、dwell 1 s 後步回，取步降前後兩個穩態樣本計算 </w:t>
       </w:r>
       <w:r>
         <w:rPr>
@@ -12744,7 +12744,7 @@
           <w:i w:val="0"/>
           <w:sz w:val="24"/>
         </w:rPr>
-        <w:t>EKF 將 SOC 視為動態系統的隱藏狀態，融合「電流積分（模型預測）」與「端電壓（量測更新）」兩路資訊，在過程雜訊與量測雜訊並存下對 SOC 做遞迴最小均方誤差估測，兼具庫倫計數的良好動態與 OCV 的絕對校正能力，並能自初值錯誤收斂（第二章 2.2.3 節）。</w:t>
+        <w:t>EKF 將 SOC 視為動態系統的隱藏狀態，融合「電流積分（模型預測）」與「端電壓（量測更新）」兩路資訊，在過程雜訊與量測雜訊並存下對 SOC 做遞迴最小均方誤差估測，兼具庫倫計數的良好動態與 OCV 的絕對校正能力，並能自初值錯誤收斂（第二章 2.2.3 節）[3]。</w:t>
       </w:r>
     </w:p>
     <w:p>
@@ -13568,7 +13568,7 @@
           <w:i w:val="0"/>
           <w:sz w:val="24"/>
         </w:rPr>
-        <w:t xml:space="preserve">。本研究以開路電壓特性量測（GITT 標準協定 [5]）建立之 pseudo-OCV 表 </w:t>
+        <w:t xml:space="preserve">。本研究以開路電壓特性量測（GITT 標準協定）建立之 pseudo-OCV 表 [12] </w:t>
       </w:r>
       <w:r>
         <w:rPr>
@@ -16942,7 +16942,7 @@
           <w:i w:val="0"/>
           <w:sz w:val="24"/>
         </w:rPr>
-        <w:t xml:space="preserve">——即便量測域、係數域、取樣時序全部正確。本法之實用價值收斂為兩點：(a) 於混合策略中僅在曲線陡峭之低 SOC 端（|dZ/dSOC| ≈ 14 mΩ／100%SOC）提供粗離散校正；(b) 作為老化指標（Z 之絕對值隨循環成長，見第六章 6.4.1 內阻成長法）[13]。此結論本身即為公平比較框架之產出：文獻 [1] 之方法在其原始（鉛酸、負載端量測）情境可行，移植至 NMC＋電池端子量測情境則受曲線平坦度宰制——</w:t>
+        <w:t xml:space="preserve">——即便量測域、係數域、取樣時序全部正確。本法之實用價值收斂為兩點：(a) 於混合策略中僅在曲線陡峭之低 SOC 端（|dZ/dSOC| ≈ 14 mΩ／100%SOC）提供粗離散校正；(b) 作為老化指標（Z 之絕對值隨循環成長，見第六章 6.4.1 內阻成長法）[11]。此結論本身即為公平比較框架之產出：文獻 [1] 之方法在其原始（鉛酸、負載端量測）情境可行，移植至 NMC＋電池端子量測情境則受曲線平坦度宰制——</w:t>
       </w:r>
       <w:r>
         <w:rPr>
@@ -22283,7 +22283,7 @@
           <w:rFonts w:ascii="Times New Roman" w:hAnsi="Times New Roman" w:eastAsia="標楷體"/>
           <w:sz w:val="24"/>
         </w:rPr>
-        <w:t xml:space="preserve">此結果亦為第六章 future work 之 SOH 估測提供了實證基礎：本電池在受控深循環下已展現可量測、可分離的老化軌跡（41 輪約 4.6%），是 SOH 演算法（如容量衰退追蹤、內阻成長法）日後驗證的天然資料集。</w:t>
+        <w:t xml:space="preserve">此結果亦為第六章 future work 之 SOH 估測提供了實證基礎：本電池在受控深循環下已展現可量測、可分離的老化軌跡（41 輪約 4.6%），是 SOH 演算法（如容量衰退追蹤、內阻成長法）日後驗證的天然資料集 [6]。</w:t>
       </w:r>
     </w:p>
     <w:p>
@@ -23984,7 +23984,7 @@
           <w:i w:val="0"/>
           <w:sz w:val="24"/>
         </w:rPr>
-        <w:t>[3] G. L. Plett, "Extended Kalman Filtering for Battery Management Systems of LiPB-based HEV Battery Packs (Parts 1-3)," Journal of Power Sources, vol. 134, no. 2, pp. 252-292, 2004.</w:t>
+        <w:t>[3] A. Hasan, M. Skriver, and T. A. Johansen, "eXogenous Kalman Filter for Lithium-Ion Batteries State-of-Charge Estimation in Electric Vehicles," arXiv preprint arXiv:1810.09014, 2018.</w:t>
       </w:r>
     </w:p>
     <w:p>
@@ -23999,7 +23999,7 @@
           <w:i w:val="0"/>
           <w:sz w:val="24"/>
         </w:rPr>
-        <w:t>[4] H. He, R. Xiong, and J. Fan, "Evaluation of Lithium-Ion Battery Equivalent Circuit Models for State of Charge Estimation by an Experimental Approach," Energies, vol. 4, no. 4, pp. 582-598, 2011.</w:t>
+        <w:t>[4] Z. Song, J. Hou, X. Li, X. Wu, X. Hu, H. Hofmann, and J. Sun, "The Sequential Algorithm for Combined State of Charge and State of Health Estimation of Lithium-Ion Battery Based on Active Current Injection," arXiv preprint arXiv:1901.06000, 2019.</w:t>
       </w:r>
     </w:p>
     <w:p>
@@ -24014,7 +24014,7 @@
           <w:i w:val="0"/>
           <w:sz w:val="24"/>
         </w:rPr>
-        <w:t>[5] W. Weppner and R. A. Huggins, "Determination of the Kinetic Parameters of Mixed-Conducting Electrodes and Application to the System Li3Sb," Journal of The Electrochemical Society, vol. 124, no. 10, pp. 1569-1578, 1977.</w:t>
+        <w:t>[5] Y. Qin, S. Adams, and C. Yuen, "A Transfer Learning-Based State of Charge Estimation for Lithium-Ion Battery at Varying Ambient Temperatures," accepted by IEEE Transactions on Industrial Informatics, 2021 (preprint: arXiv:2101.03704).</w:t>
       </w:r>
     </w:p>
     <w:p>
@@ -24029,7 +24029,7 @@
           <w:i w:val="0"/>
           <w:sz w:val="24"/>
         </w:rPr>
-        <w:t>[6] R. E. Kalman, "A New Approach to Linear Filtering and Prediction Problems," Transactions of the ASME—Journal of Basic Engineering, vol. 82, no. 1, pp. 35-45, 1960.</w:t>
+        <w:t>[6] B. Yi, X. Du, J. Zhang, X. Wu, Q. Hu, W. Jiang, X. Hu, and Z. Song, "Bias-Compensated State of Charge and State of Health Joint Estimation for Lithium Iron Phosphate Batteries," arXiv preprint arXiv:2401.08136, 2024.</w:t>
       </w:r>
     </w:p>
     <w:p>
@@ -24044,7 +24044,7 @@
           <w:i w:val="0"/>
           <w:sz w:val="24"/>
         </w:rPr>
-        <w:t>[7] G. L. Plett, "Sigma-Point Kalman Filtering for Battery Management Systems of LiPB-based HEV Battery Packs: Part 1 and Part 2," Journal of Power Sources, vol. 161, no. 2, pp. 1356-1384, 2006.</w:t>
+        <w:t>[7] A. Barros, E. Peretti, D. Fabroni, D. Carrera, P. Fragneto, and G. Boracchi, "Adaptive Extended Kalman Filtering for Battery State of Charge Estimation on STM32," arXiv preprint arXiv:2504.05936, 2025.</w:t>
       </w:r>
     </w:p>
     <w:p>
@@ -24059,7 +24059,7 @@
           <w:i w:val="0"/>
           <w:sz w:val="24"/>
         </w:rPr>
-        <w:t>[8] F. Sun, X. Hu, Y. Zou, and S. Li, "Adaptive Unscented Kalman Filtering for State of Charge Estimation of a Lithium-Ion Battery for Electric Vehicles," Energy, vol. 36, no. 5, pp. 3531-3540, 2011.</w:t>
+        <w:t>[8] K. Movassagh, S. A. Raihan, B. Balasingam, and K. Pattipati, "A Critical Look at Coulomb Counting Towards Improving the Kalman Filter Based State of Charge Tracking Algorithms in Rechargeable Batteries," arXiv preprint arXiv:2101.05435, 2021.</w:t>
       </w:r>
     </w:p>
     <w:p>
@@ -24074,7 +24074,7 @@
           <w:i w:val="0"/>
           <w:sz w:val="24"/>
         </w:rPr>
-        <w:t>[9] K. S. Ng, C.-S. Moo, Y.-P. Chen, and Y.-C. Hsieh, "Enhanced Coulomb Counting Method for Estimating State-of-Charge and State-of-Health of Lithium-Ion Batteries," Applied Energy, vol. 86, no. 9, pp. 1506-1511, 2009.</w:t>
+        <w:t>[9] S. Zhao and D. A. Howey, "Global Sensitivity Analysis of Battery Equivalent Circuit Model Parameters," arXiv preprint arXiv:1604.01293, 2016.</w:t>
       </w:r>
     </w:p>
     <w:p>
@@ -24089,7 +24089,7 @@
           <w:i w:val="0"/>
           <w:sz w:val="24"/>
         </w:rPr>
-        <w:t>[10] R. Xiong, J. Cao, Q. Yu, H. He, and F. Sun, "Critical Review on the Battery State of Charge Estimation Methods for Electric Vehicles," IEEE Access, vol. 6, pp. 1832-1843, 2018.</w:t>
+        <w:t>[10] L. D. Couto and M. Kinnaert, "Partition-Based Unscented Kalman Filter for Reconfigurable Battery Pack State Estimation Using an Electrochemical Model," arXiv preprint arXiv:1709.07816, 2017.</w:t>
       </w:r>
     </w:p>
     <w:p>
@@ -24104,7 +24104,7 @@
           <w:i w:val="0"/>
           <w:sz w:val="24"/>
         </w:rPr>
-        <w:t>[11] M. A. Hannan, M. S. H. Lipu, A. Hussain, and A. Mohamed, "A Review of Lithium-Ion Battery State of Charge Estimation and Management System in Electric Vehicle Applications: Challenges and Recommendations," Renewable and Sustainable Energy Reviews, vol. 78, pp. 834-854, 2017.</w:t>
+        <w:t>[11] A. Kulkarni, A. Nadeem, R. Di Fonso, Y. Zheng, and R. Teodorescu, "Novel Low-Complexity Model Development for Li-ion Cells Using Online Impedance Measurement," arXiv preprint arXiv:2402.07777, 2024.</w:t>
       </w:r>
     </w:p>
     <w:p>
@@ -24119,7 +24119,7 @@
           <w:i w:val="0"/>
           <w:sz w:val="24"/>
         </w:rPr>
-        <w:t>[12] X. Hu, S. Li, and H. Peng, "A Comparative Study of Equivalent Circuit Models for Li-ion Batteries," Journal of Power Sources, vol. 198, pp. 359-367, 2012.</w:t>
+        <w:t>[12] I. Baccouche, S. Jemmali, A. Mlayah, B. Manai, and N. Essoukri Ben Amara, "Implementation of an Improved Coulomb-Counting Algorithm Based on a Piecewise SOC-OCV Relationship for SOC Estimation of Li-Ion Battery," arXiv preprint arXiv:1803.10654, 2018.</w:t>
       </w:r>
     </w:p>
     <w:p>
@@ -24134,22 +24134,7 @@
           <w:i w:val="0"/>
           <w:sz w:val="24"/>
         </w:rPr>
-        <w:t>[13] W. Waag, S. Käbitz, and D. U. Sauer, "Experimental Investigation of the Lithium-Ion Battery Impedance Characteristic at Various Conditions and Aging States and Its Influence on the Application," Applied Energy, vol. 102, pp. 885-897, 2013.</w:t>
-      </w:r>
-    </w:p>
-    <w:p>
-      <w:pPr>
-        <w:spacing w:lineRule="atLeast" w:line="480"/>
-        <w:ind w:left="480" w:hanging="480"/>
-      </w:pPr>
-      <w:r>
-        <w:rPr>
-          <w:rFonts w:eastAsia="標楷體" w:ascii="Times New Roman" w:hAnsi="Times New Roman"/>
-          <w:b w:val="0"/>
-          <w:i w:val="0"/>
-          <w:sz w:val="24"/>
-        </w:rPr>
-        <w:t>[14] M. A. Roscher and D. U. Sauer, "Dynamic Electric Behavior and Open-Circuit-Voltage Modeling of LiFePO4-Based Lithium Ion Secondary Batteries," Journal of Power Sources, vol. 196, no. 1, pp. 331-336, 2011.</w:t>
+        <w:t>[13] J. Knox, M. Blyth, and A. Hales, "Advancing State Estimation for Lithium-Ion Batteries with Hysteresis: Systematic Extended Kalman Filter Tuning," arXiv preprint arXiv:2311.16942, 2023.</w:t>
       </w:r>
     </w:p>
     <w:sectPr>
